--- a/EDI_Publishing/Macrosystems_EDDIE_Module_11_TimeSeriesModeling/Editable_versions_all_files/Student_Handout_Module11.docx
+++ b/EDI_Publishing/Macrosystems_EDDIE_Module_11_TimeSeriesModeling/Editable_versions_all_files/Student_Handout_Module11.docx
@@ -217,7 +217,7 @@
         <w:pStyle w:val="FirstParagraph"/>
       </w:pPr>
       <w:r>
-        <w:t xml:space="preserve">Advances in environmental sensor technology in recent decades are enabling the collection of environmental data at high temporal frequencies (e.g., every 10 minutes) across many ecosystems. These time series of environmental data can be used to gain information about previous and current conditions of ecosystems, as well as make predictions about ecosystem conditions in the future. To help researchers and managers understand the complex patterns that can occur in high-frequency environmental time series data, they commonly apply a range of time series models. These models use statistical and machine learning methods to identify signals in high-frequency environmental data.</w:t>
+        <w:t xml:space="preserve">Advances in environmental sensor technology in recent decades are enabling the collection of environmental data at high temporal frequencies (e.g., every 10 minutes) across many ecosystems. These time series of environmental data can be used to gain information about previous and current conditions of ecosystems, as well as make predictions about ecosystem conditions in the future. Researchers and managers commonly apply a range of time series models to understand the complex patterns that can occur in high-frequency environmental time series data. These models use statistical and machine learning methods to identify signals in high-frequency environmental data.</w:t>
       </w:r>
     </w:p>
     <w:p>
@@ -225,7 +225,7 @@
         <w:pStyle w:val="BodyText"/>
       </w:pPr>
       <w:r>
-        <w:t xml:space="preserve">In this module, students will apply several different time series and machine learning models to explore, analyze, and interpret environmental data. They will explore data from an environmental case study of their choice, choose which environmental variables to use to fit a time series model, assess the model, and apply the model to make predictions of future ecosystem conditions. Then, students will process a new dataset into a standardized format, upload it into the module’s R Shiny App, and fit several other models to compare predictive performance across models. Students will also evaluate the ecological understanding that can be drawn from each model (e.g., which driver variables are important for explaining the dynamics of the target environmental variable being predicted).</w:t>
+        <w:t xml:space="preserve">In this module, students will apply several different time series and machine learning models to explore, analyze, and interpret environmental data. They will explore data from an environmental case study of their choice, choose which environmental variables to use to fit a time series model, assess the model, and apply the model to make predictions of future ecosystem conditions. Then, students will process a new dataset into a standardized format, upload it into the module’s R Shiny App, and fit several other models to compare predictive performance across models. Students will also evaluate the ecological understanding that can be gained from each model (e.g., which driver variables are important for explaining the dynamics of the target environmental variable being predicted).</w:t>
       </w:r>
     </w:p>
     <w:bookmarkStart w:id="27" w:name="module-overview"/>
@@ -723,7 +723,7 @@
         </w:numPr>
       </w:pPr>
       <w:r>
-        <w:t xml:space="preserve">Why is close attention to data standards needed when using time series models in environmental science? What are the risks of not following data standards?</w:t>
+        <w:t xml:space="preserve">Why do you think it is important to make out-of-sample predictions when assessing the skill of time series models?</w:t>
       </w:r>
       <w:r>
         <w:br/>
@@ -1067,7 +1067,7 @@
         </w:numPr>
       </w:pPr>
       <w:r>
-        <w:t xml:space="preserve">Fill out the table below with the description of site variables:</w:t>
+        <w:t xml:space="preserve">Fill out the Q5 table in your Word document report with the descriptions of site variables.</w:t>
       </w:r>
       <w:r>
         <w:br/>
@@ -1596,7 +1596,7 @@
         </w:numPr>
       </w:pPr>
       <w:r>
-        <w:t xml:space="preserve">Describe the relationship between each driver variable and the target variable. For each variable, write in the table below whether increases in that driver variable are associated with increases in the target variable (positive relationship), decreases in the target variable (negative relationship), or no change in the target variable (no relationship).</w:t>
+        <w:t xml:space="preserve">In the Q6 table in your Word document report, describe the relationship between each driver variable and the target variable. For each variable, write in the table below whether increases in that driver variable are associated with increases in the target variable (positive relationship), decreases in the target variable (negative relationship), or no change in the target variable (no relationship).</w:t>
       </w:r>
       <w:r>
         <w:br/>
@@ -2105,7 +2105,16 @@
         </w:numPr>
       </w:pPr>
       <w:r>
-        <w:t xml:space="preserve">Observe the PACF (partial autocorrelation function) plot on the right. Based on this figure, how many lags of the target variable do you anticipate being included in the fitted ARIMA model? Explain your reasoning.</w:t>
+        <w:t xml:space="preserve">Observe the PACF (partial autocorrelation function) plot on the right.</w:t>
+      </w:r>
+      <w:r>
+        <w:br/>
+      </w:r>
+      <w:r>
+        <w:t xml:space="preserve">a. Based on this figure, how many lags of the target variable do you anticipate being included in the fitted ARIMA model? Explain your reasoning.</w:t>
+      </w:r>
+      <w:r>
+        <w:br/>
       </w:r>
       <w:r>
         <w:br/>
@@ -2120,6 +2129,25 @@
       <w:r>
         <w:br/>
       </w:r>
+      <w:r>
+        <w:br/>
+      </w:r>
+      <w:r>
+        <w:t xml:space="preserve">b. Use your answer to Q10a to estimate a good value for the p parameter in the ARIMA(p, d, q) model order for your chosen dataset. Explain your reasoning.</w:t>
+      </w:r>
+      <w:r>
+        <w:br/>
+      </w:r>
+      <w:r>
+        <w:br/>
+      </w:r>
+      <w:r>
+        <w:rPr>
+          <w:b/>
+          <w:bCs/>
+        </w:rPr>
+        <w:t xml:space="preserve">Answer:</w:t>
+      </w:r>
     </w:p>
     <w:p>
       <w:pPr>
@@ -2154,7 +2182,16 @@
         </w:numPr>
       </w:pPr>
       <w:r>
-        <w:t xml:space="preserve">Observe the plot on the right. Based on visual inspection, does differencing substantially improve the stationarity of the target variable data? Explain your reasoning.</w:t>
+        <w:t xml:space="preserve">Observe the plot on the right.</w:t>
+      </w:r>
+      <w:r>
+        <w:br/>
+      </w:r>
+      <w:r>
+        <w:t xml:space="preserve">a. Based on visual inspection, does differencing substantially improve the stationarity of the target variable data? Explain your reasoning.</w:t>
+      </w:r>
+      <w:r>
+        <w:br/>
       </w:r>
       <w:r>
         <w:br/>
@@ -2169,6 +2206,25 @@
       <w:r>
         <w:br/>
       </w:r>
+      <w:r>
+        <w:br/>
+      </w:r>
+      <w:r>
+        <w:t xml:space="preserve">b. Use your answer to Q11a to estimate a good value for the d parameter in the ARIMA(p, d, q) model order for your chosen dataset. Explain your reasoning.</w:t>
+      </w:r>
+      <w:r>
+        <w:br/>
+      </w:r>
+      <w:r>
+        <w:br/>
+      </w:r>
+      <w:r>
+        <w:rPr>
+          <w:b/>
+          <w:bCs/>
+        </w:rPr>
+        <w:t xml:space="preserve">Answer:</w:t>
+      </w:r>
     </w:p>
     <w:p>
       <w:pPr>
@@ -2669,7 +2725,7 @@
         <w:t xml:space="preserve"> </w:t>
       </w:r>
       <w:r>
-        <w:t xml:space="preserve">and record the value of the RMSE and ignorance score for your fitted ARIMA model.</w:t>
+        <w:t xml:space="preserve">and record the value of the RMSE and ignorance score for your fitted ARIMA model. Be sure to include the appropriate units for each score as part of your answer.</w:t>
       </w:r>
       <w:r>
         <w:br/>
@@ -2916,9 +2972,6 @@
         <w:t xml:space="preserve">‘variable’</w:t>
       </w:r>
       <w:r>
-        <w:t xml:space="preserve">.</w:t>
-      </w:r>
-      <w:r>
         <w:br/>
       </w:r>
       <w:r>
@@ -2959,7 +3012,7 @@
         <w:t xml:space="preserve"> </w:t>
       </w:r>
       <w:r>
-        <w:t xml:space="preserve">column, using Y for year, M for month, and D for day.</w:t>
+        <w:t xml:space="preserve">column, using Y for year, M for month, and D for day</w:t>
       </w:r>
       <w:r>
         <w:br/>
@@ -3237,19 +3290,17 @@
       <w:r>
         <w:br/>
       </w:r>
-      <w:r>
-        <w:br/>
-      </w:r>
-    </w:p>
-    <w:p>
-      <w:pPr>
+    </w:p>
+    <w:p>
+      <w:pPr>
+        <w:pStyle w:val="Compact"/>
         <w:numPr>
-          <w:ilvl w:val="0"/>
-          <w:numId w:val="1018"/>
+          <w:ilvl w:val="1"/>
+          <w:numId w:val="1019"/>
         </w:numPr>
       </w:pPr>
       <w:r>
-        <w:t xml:space="preserve">Which term is most important in your fitted model (i.e., has the greatest absolute value)?</w:t>
+        <w:t xml:space="preserve">How similar or different is the order of your ARIMA model to the model you fit in Activity A? Why do you think this is the case?</w:t>
       </w:r>
       <w:r>
         <w:br/>
@@ -3267,6 +3318,39 @@
       <w:r>
         <w:br/>
       </w:r>
+      <w:r>
+        <w:br/>
+      </w:r>
+      <w:r>
+        <w:br/>
+      </w:r>
+    </w:p>
+    <w:p>
+      <w:pPr>
+        <w:numPr>
+          <w:ilvl w:val="0"/>
+          <w:numId w:val="1018"/>
+        </w:numPr>
+      </w:pPr>
+      <w:r>
+        <w:t xml:space="preserve">Which term is most important in your fitted model (i.e., has the greatest absolute value)?</w:t>
+      </w:r>
+      <w:r>
+        <w:br/>
+      </w:r>
+      <w:r>
+        <w:br/>
+      </w:r>
+      <w:r>
+        <w:rPr>
+          <w:b/>
+          <w:bCs/>
+        </w:rPr>
+        <w:t xml:space="preserve">Answer:</w:t>
+      </w:r>
+      <w:r>
+        <w:br/>
+      </w:r>
     </w:p>
     <w:bookmarkEnd w:id="49"/>
     <w:bookmarkStart w:id="50" w:name="objective-8-assess-model-fit"/>
@@ -3364,7 +3448,7 @@
         </w:numPr>
       </w:pPr>
       <w:r>
-        <w:t xml:space="preserve">Record the RMSE and ignorance score for your model.</w:t>
+        <w:t xml:space="preserve">Record the RMSE and ignorance score for your model. Be sure to include the appropriate units for each score as part of your answer.</w:t>
       </w:r>
       <w:r>
         <w:br/>
@@ -4120,6 +4204,33 @@
       </w:pPr>
       <w:r>
         <w:t xml:space="preserve">Did the more complex models (ARIMA, NNETAR) perform better than the historical mean and/or DOY models? What does this result indicate about the importance of using more complex models (and exogenous regressors if you chose to include them) for predicting the target variable in your chosen dataset?</w:t>
+      </w:r>
+      <w:r>
+        <w:br/>
+      </w:r>
+      <w:r>
+        <w:br/>
+      </w:r>
+      <w:r>
+        <w:rPr>
+          <w:b/>
+          <w:bCs/>
+        </w:rPr>
+        <w:t xml:space="preserve">Answer:</w:t>
+      </w:r>
+      <w:r>
+        <w:br/>
+      </w:r>
+    </w:p>
+    <w:p>
+      <w:pPr>
+        <w:numPr>
+          <w:ilvl w:val="0"/>
+          <w:numId w:val="1027"/>
+        </w:numPr>
+      </w:pPr>
+      <w:r>
+        <w:t xml:space="preserve">Use one or both of the peer-reviewed articles provided above (Tredennick et al. is open-access) to help you think of at least one way in which complex ecological models can be useful even if they do not beat simple null models when it comes to prediction of ecological variables.</w:t>
       </w:r>
       <w:r>
         <w:br/>
